--- a/Phase Wise Templets/Brainstorming & Ideation Phase/Empathy Map Canvas.docx
+++ b/Phase Wise Templets/Brainstorming & Ideation Phase/Empathy Map Canvas.docx
@@ -612,6 +612,36 @@
         <w:rPr>
           <w:rtl w:val="0"/>
         </w:rPr>
+      </w:r>
+    </w:p>
+    <w:p>
+      <w:r>
+        <w:t>Empathy Map for Home Seeker:</w:t>
+      </w:r>
+    </w:p>
+    <w:p>
+      <w:r>
+        <w:t>Says: 'I can't find anything in my budget.'</w:t>
+      </w:r>
+    </w:p>
+    <w:p>
+      <w:r>
+        <w:t>Thinks: 'Is this property listing genuine?'</w:t>
+      </w:r>
+    </w:p>
+    <w:p>
+      <w:r>
+        <w:t>Does: Spends hours browsing multiple different websites.</w:t>
+      </w:r>
+    </w:p>
+    <w:p>
+      <w:r>
+        <w:t>Feels: Overwhelmed, frustrated, anxious.</w:t>
+      </w:r>
+    </w:p>
+    <w:p>
+      <w:r>
+        <w:t>[Insert Empathy Map Canvas Diagram Here]</w:t>
       </w:r>
     </w:p>
     <w:sectPr>
